--- a/submission/_drafts/속도는벡터_6_11_최종보고서_20260519_135021.docx
+++ b/submission/_drafts/속도는벡터_6_11_최종보고서_20260519_135021.docx
@@ -1652,15 +1652,15 @@
         <w:pStyle w:val="BodyText"/>
       </w:pPr>
       <w:r>
-        <w:t xml:space="preserve">Type 1은 행 수 0.1M의 소규모 단일 테이블이다. 데이터가 작을수록 무작위 베르누이 표본의 분산이 커지므로, 분포 인지 층화가 그 분산을 다스리는 효과를 관찰하기에 적합한 구간이다. Type 2는 행 수 1M의 중규모 단일 테이블로, scale factor를 sf=1·sf=10·sf=100 세 단계로 두었을 때 그 중간점에 해당한다. Type 3은 행 수 10M, 96~256차원의 대규모 단일 테이블로, 측정 수 464건으로 portfolio에서 가장 큰 비중을 차지한다.</w:t>
-      </w:r>
-    </w:p>
-    <w:p>
-      <w:pPr>
-        <w:pStyle w:val="BodyText"/>
-      </w:pPr>
-      <w:r>
-        <w:t xml:space="preserve">Type 4a와 Type 4b는 다중 벡터 데이터셋을 차원 기준으로 가른 분류다. 여기서 유의할 점은, Type 4a/4b의 구분은 차원과 구조에 따른 것이지 데이터 규모를 가리키는 라벨이 아니라는 것이다. Type 4a는 다중 테이블 192~288차원 데이터로, 우리가 만든 concat 데이터셋(DEEP+SIFT 224차원, DEEP+YFCC 288차원)과 교차 테이블(cross-table) 다중 벡터 cell이 여기 속하며, 데이터 규모는 sf=1/10/100에 걸쳐 있다. Type 4b는 다중 테이블 864~1024차원 데이터로, DEEP과 WIKI를 결합한 864차원 cell, DEEP과 CC3M을 결합한 1024차원 cell이 여기 속하며, 규모는 sf=1/10에 걸쳐 있다. 두 Type 모두 단일한 데이터 규모로 묶인 것이 아니라 다중 구조와 고차원으로 묶인 분류다. 다섯 Type의 측정 수를 합치면 1508건이 된다.</w:t>
+        <w:t xml:space="preserve">Type 1은 행 수 0.1M의 소규모 단일 테이블이다. 데이터가 작을수록 무작위 베르누이 표본의 분산이 커지므로, 분포 인지 층화가 그 분산을 다스리는 효과를 관찰하기에 적합한 구간이다. Type 2는 행 수 1M의 중규모 단일 테이블로, scale factor sf=10에 해당하며 sf=1의 Type 1과 sf=100의 Type 3 사이 중간 규모에 놓인다. Type 3은 행 수 10M, 96~256차원의 대규모 단일 테이블로, 측정 수 464건으로 portfolio에서 가장 큰 비중을 차지한다.</w:t>
+      </w:r>
+    </w:p>
+    <w:p>
+      <w:pPr>
+        <w:pStyle w:val="BodyText"/>
+      </w:pPr>
+      <w:r>
+        <w:t xml:space="preserve">Type 4a와 Type 4b는 다중 벡터 데이터셋을 차원 기준으로 가른 분류다. 여기서 유의할 점은, Type 4a/4b의 구분은 차원과 구조에 따른 것이지 데이터 규모를 가리키는 라벨이 아니라는 것이다. Type 4a는 다중 테이블 192~288차원 데이터로, 우리가 만든 concat 데이터셋(DEEP+SIFT 224차원, DEEP+YFCC 288차원)과 교차 테이블(cross-table) 다중 벡터 cell이 여기 속한다. 데이터 규모는 cell에 따라 sf=1·10·100에 분포하되, sf=100 측정은 DEEP+SIFT concat에 한정된다. Type 4b는 다중 테이블 864~1024차원 데이터로, DEEP과 WIKI를 결합한 864차원 cell, DEEP과 CC3M을 결합한 1024차원 cell이 여기 속한다. 규모는 DEEP+WIKI concat이 sf=1·10에, DEEP+CC3M cell이 sf=10에 분포한다. 두 Type 모두 단일한 데이터 규모로 묶인 것이 아니라 다중 구조와 고차원으로 묶인 분류다. 다섯 Type의 측정 수를 합치면 1508건이 된다.</w:t>
       </w:r>
     </w:p>
     <w:p>
@@ -2105,7 +2105,7 @@
         <w:pStyle w:val="BodyText"/>
       </w:pPr>
       <w:r>
-        <w:t xml:space="preserve">P1 Cluster는 데이터를 군집(cluster)으로 묶는 군집화 계열, P2 Spatial은 공간 채움 곡선(space-filling curve) 등으로 벡터를 1차원으로 사상하는 공간 계열, P3 Streaming은 스트리밍 누적 통계 계열, P4 DimReduction은 차원 축소 계열, P5 QMC는 준몬테카를로(quasi-Monte Carlo) 계열, P6 Quantization은 양자화 계열, P9 InfoTheoretic은 정보 이론 기반 계열이다. faiss_ivf는 IVF(inverted file) 구조의 공간 분할 method로 P2 Spatial로 분류한다. 일곱 paradigm을 고루 대표하도록 method를 고른 것은, 분포 인지 표본 선택의 효과가 특정 알고리즘 계열에 국한되는지 아니면 메커니즘과 무관하게 일관되게 나타나는지를 가려내기 위함이다.</w:t>
+        <w:t xml:space="preserve">P1 Cluster는 데이터를 군집(cluster)으로 묶는 군집화 계열, P2 Spatial은 공간 채움 곡선(space-filling curve) 등으로 벡터를 1차원으로 사상하는 공간 계열, P3 Streaming은 스트리밍 누적 통계 계열, P4 DimReduction은 차원 축소 계열, P5 QMC는 준몬테카를로(quasi-Monte Carlo) 계열, P6 Quantization은 양자화 계열, P9 InfoTheoretic은 정보 이론 기반 계열이다. paradigm 번호는 표본 선택 메커니즘의 분류 체계에서 부여한 식별자로, 본 연구의 측정 portfolio는 그 가운데 method가 측정된 일곱 계열로 구성되며 번호가 연속하지 않는다. faiss_ivf는 IVF(inverted file) 구조의 공간 분할 method로 P2 Spatial로 분류한다. 일곱 paradigm을 고루 대표하도록 method를 고른 것은, 분포 인지 표본 선택의 효과가 특정 알고리즘 계열에 국한되는지 아니면 메커니즘과 무관하게 일관되게 나타나는지를 가려내기 위함이다.</w:t>
       </w:r>
     </w:p>
     <w:p>
@@ -5533,7 +5533,7 @@
         <w:pStyle w:val="BodyText"/>
       </w:pPr>
       <w:r>
-        <w:t xml:space="preserve">하나는 박광현 교수님이 제안한 4 엔진 통합 개념 증명(proof of concept)이다. 본 연구의 측정은 단일한 측정 환경 위에서 수행되었으나, 표본 선택 방식의 효과가 데이터베이스 엔진을 가로질러 일반화되는지는 아직 열린 물음이다. PostgreSQL의 pgvector, DuckDB, 그리고 vector.c 기반 PostgreSQL 등 서로 다른 벡터 데이터베이스 엔진을 하나의 측정 틀로 통합하여, 분포 인지 층화로의 개입이 어느 엔진에서도 동일하게 추정 오차를 개선하는지를 검증하는 것이 첫째 과제다.</w:t>
+        <w:t xml:space="preserve">하나는 박광현 교수님이 제안한 4 엔진 통합 개념 증명(proof of concept)이다. 본 연구의 측정은 단일한 측정 환경 위에서 수행되었으나, 표본 선택 방식의 효과가 데이터베이스 엔진을 가로질러 일반화되는지는 아직 열린 물음이다. PostgreSQL의 pgvector, VBASE, DuckDB, 그리고 vector.c 기반 PostgreSQL 네 가지 서로 다른 벡터 데이터베이스 엔진을 하나의 측정 틀로 통합하여, 분포 인지 층화로의 개입이 어느 엔진에서도 동일하게 추정 오차를 개선하는지를 검증하는 것이 첫째 과제다.</w:t>
       </w:r>
     </w:p>
     <w:p>
@@ -5592,7 +5592,7 @@
         <w:pStyle w:val="BodyText"/>
       </w:pPr>
       <w:r>
-        <w:t xml:space="preserve">3월 하순부터 4월 중순까지는 연구 질문을 설계하고 연구의 방향을 확정하였다. 이 단계에서 본 연구의 핵심 방향 — 카디널리티 추정 파이프라인에서 표본 선택(sample selection) 단계 하나를, 무작위 베르누이 표본 추출(Bernoulli random sampling)에서 데이터 분포를 인지하는 층화 표본 추출(stratification)로 바꾸었을 때 추정 오차가 어떻게 달라지는지 검증한다는 방향 — 이 정해졌다. 4월 한 달에 걸쳐 RQ1과 RQ2의 측정과 분석을 수행하였으며, 그 결과를 정리하여 4월 28일에 중간보고서를 제출하고 중간발표를 진행하였다.</w:t>
+        <w:t xml:space="preserve">3월 하순부터 4월 중순까지는 연구 질문을 설계하고 연구의 방향을 확정하였다. 이 단계에서 본 연구의 핵심 방향 — 카디널리티 추정 파이프라인에서 표본 선택(sample selection) 단계 하나를, 무작위 베르누이 표본 추출(Bernoulli random sampling)에서 데이터 분포를 인지하는 층화 표본 추출(stratification)로 바꾸었을 때 추정 오차가 어떻게 달라지는지 검증한다는 방향 — 이 정해졌다. 4월 한 달에 걸쳐 중간보고서 단계의 선행 측정과 분석을 수행하였으며, 그 결과를 정리하여 4월 28일에 중간보고서를 제출하고 중간발표를 진행하였다.</w:t>
       </w:r>
     </w:p>
     <w:p>
